--- a/信息安全引论(Introduction to Information Security)/review/chap3-现代对称密码.docx
+++ b/信息安全引论(Introduction to Information Security)/review/chap3-现代对称密码.docx
@@ -6,7 +6,7 @@
       <w:pPr>
         <w:spacing w:line="276" w:lineRule="auto"/>
         <w:rPr>
-          <w:rFonts w:ascii="Calibri" w:eastAsia="SimHei" w:hAnsi="Calibri" w:cs="Calibri" w:hint="eastAsia"/>
+          <w:rFonts w:ascii="Calibri" w:eastAsia="SimHei" w:hAnsi="Calibri" w:cs="Calibri"/>
           <w:b/>
           <w:bCs/>
           <w:color w:val="000000" w:themeColor="text1"/>
@@ -1170,7 +1170,7 @@
         </w:numPr>
         <w:spacing w:line="276" w:lineRule="auto"/>
         <w:rPr>
-          <w:rFonts w:ascii="Calibri" w:eastAsia="KaiTi" w:hAnsi="Calibri" w:cs="Calibri" w:hint="eastAsia"/>
+          <w:rFonts w:ascii="Calibri" w:eastAsia="KaiTi" w:hAnsi="Calibri" w:cs="Calibri"/>
           <w:color w:val="000000" w:themeColor="text1"/>
           <w:lang w:val="en-US"/>
         </w:rPr>
@@ -1201,7 +1201,7 @@
         </w:numPr>
         <w:spacing w:line="276" w:lineRule="auto"/>
         <w:rPr>
-          <w:rFonts w:ascii="Calibri" w:eastAsia="KaiTi" w:hAnsi="Calibri" w:cs="Calibri" w:hint="eastAsia"/>
+          <w:rFonts w:ascii="Calibri" w:eastAsia="KaiTi" w:hAnsi="Calibri" w:cs="Calibri"/>
           <w:color w:val="000000" w:themeColor="text1"/>
           <w:lang w:val="en-US"/>
         </w:rPr>
@@ -1401,7 +1401,7 @@
               <w:jc w:val="center"/>
               <w:cnfStyle w:val="100000000000" w:firstRow="1" w:lastRow="0" w:firstColumn="0" w:lastColumn="0" w:oddVBand="0" w:evenVBand="0" w:oddHBand="0" w:evenHBand="0" w:firstRowFirstColumn="0" w:firstRowLastColumn="0" w:lastRowFirstColumn="0" w:lastRowLastColumn="0"/>
               <w:rPr>
-                <w:rFonts w:ascii="Calibri" w:eastAsia="KaiTi" w:hAnsi="Calibri" w:cs="Calibri" w:hint="eastAsia"/>
+                <w:rFonts w:ascii="Calibri" w:eastAsia="KaiTi" w:hAnsi="Calibri" w:cs="Calibri"/>
                 <w:color w:val="000000" w:themeColor="text1"/>
                 <w:sz w:val="18"/>
                 <w:szCs w:val="18"/>
@@ -1439,7 +1439,7 @@
               <w:jc w:val="center"/>
               <w:cnfStyle w:val="100000000000" w:firstRow="1" w:lastRow="0" w:firstColumn="0" w:lastColumn="0" w:oddVBand="0" w:evenVBand="0" w:oddHBand="0" w:evenHBand="0" w:firstRowFirstColumn="0" w:firstRowLastColumn="0" w:lastRowFirstColumn="0" w:lastRowLastColumn="0"/>
               <w:rPr>
-                <w:rFonts w:ascii="Calibri" w:eastAsia="KaiTi" w:hAnsi="Calibri" w:cs="Calibri" w:hint="eastAsia"/>
+                <w:rFonts w:ascii="Calibri" w:eastAsia="KaiTi" w:hAnsi="Calibri" w:cs="Calibri"/>
                 <w:color w:val="000000" w:themeColor="text1"/>
                 <w:sz w:val="18"/>
                 <w:szCs w:val="18"/>
@@ -1851,7 +1851,7 @@
               <w:jc w:val="center"/>
               <w:cnfStyle w:val="000000100000" w:firstRow="0" w:lastRow="0" w:firstColumn="0" w:lastColumn="0" w:oddVBand="0" w:evenVBand="0" w:oddHBand="1" w:evenHBand="0" w:firstRowFirstColumn="0" w:firstRowLastColumn="0" w:lastRowFirstColumn="0" w:lastRowLastColumn="0"/>
               <w:rPr>
-                <w:rFonts w:ascii="Calibri" w:eastAsia="KaiTi" w:hAnsi="Calibri" w:cs="Calibri" w:hint="eastAsia"/>
+                <w:rFonts w:ascii="Calibri" w:eastAsia="KaiTi" w:hAnsi="Calibri" w:cs="Calibri"/>
                 <w:color w:val="000000" w:themeColor="text1"/>
                 <w:sz w:val="18"/>
                 <w:szCs w:val="18"/>
@@ -1881,7 +1881,7 @@
               <w:jc w:val="center"/>
               <w:cnfStyle w:val="000000100000" w:firstRow="0" w:lastRow="0" w:firstColumn="0" w:lastColumn="0" w:oddVBand="0" w:evenVBand="0" w:oddHBand="1" w:evenHBand="0" w:firstRowFirstColumn="0" w:firstRowLastColumn="0" w:lastRowFirstColumn="0" w:lastRowLastColumn="0"/>
               <w:rPr>
-                <w:rFonts w:ascii="Calibri" w:eastAsia="KaiTi" w:hAnsi="Calibri" w:cs="Calibri" w:hint="eastAsia"/>
+                <w:rFonts w:ascii="Calibri" w:eastAsia="KaiTi" w:hAnsi="Calibri" w:cs="Calibri"/>
                 <w:color w:val="000000" w:themeColor="text1"/>
                 <w:sz w:val="18"/>
                 <w:szCs w:val="18"/>
@@ -1910,7 +1910,7 @@
               <w:jc w:val="center"/>
               <w:cnfStyle w:val="000000100000" w:firstRow="0" w:lastRow="0" w:firstColumn="0" w:lastColumn="0" w:oddVBand="0" w:evenVBand="0" w:oddHBand="1" w:evenHBand="0" w:firstRowFirstColumn="0" w:firstRowLastColumn="0" w:lastRowFirstColumn="0" w:lastRowLastColumn="0"/>
               <w:rPr>
-                <w:rFonts w:ascii="Calibri" w:eastAsia="KaiTi" w:hAnsi="Calibri" w:cs="Calibri" w:hint="eastAsia"/>
+                <w:rFonts w:ascii="Calibri" w:eastAsia="KaiTi" w:hAnsi="Calibri" w:cs="Calibri"/>
                 <w:color w:val="000000" w:themeColor="text1"/>
                 <w:sz w:val="18"/>
                 <w:szCs w:val="18"/>
@@ -1997,7 +1997,7 @@
               <w:jc w:val="center"/>
               <w:cnfStyle w:val="000000000000" w:firstRow="0" w:lastRow="0" w:firstColumn="0" w:lastColumn="0" w:oddVBand="0" w:evenVBand="0" w:oddHBand="0" w:evenHBand="0" w:firstRowFirstColumn="0" w:firstRowLastColumn="0" w:lastRowFirstColumn="0" w:lastRowLastColumn="0"/>
               <w:rPr>
-                <w:rFonts w:ascii="Calibri" w:eastAsia="KaiTi" w:hAnsi="Calibri" w:cs="Calibri" w:hint="eastAsia"/>
+                <w:rFonts w:ascii="Calibri" w:eastAsia="KaiTi" w:hAnsi="Calibri" w:cs="Calibri"/>
                 <w:color w:val="000000" w:themeColor="text1"/>
                 <w:sz w:val="18"/>
                 <w:szCs w:val="18"/>
@@ -2198,7 +2198,7 @@
               <w:jc w:val="center"/>
               <w:cnfStyle w:val="000000000000" w:firstRow="0" w:lastRow="0" w:firstColumn="0" w:lastColumn="0" w:oddVBand="0" w:evenVBand="0" w:oddHBand="0" w:evenHBand="0" w:firstRowFirstColumn="0" w:firstRowLastColumn="0" w:lastRowFirstColumn="0" w:lastRowLastColumn="0"/>
               <w:rPr>
-                <w:rFonts w:ascii="Calibri" w:eastAsia="KaiTi" w:hAnsi="Calibri" w:cs="Calibri" w:hint="eastAsia"/>
+                <w:rFonts w:ascii="Calibri" w:eastAsia="KaiTi" w:hAnsi="Calibri" w:cs="Calibri"/>
                 <w:color w:val="000000" w:themeColor="text1"/>
                 <w:sz w:val="18"/>
                 <w:szCs w:val="18"/>
@@ -2436,7 +2436,7 @@
               <w:jc w:val="center"/>
               <w:cnfStyle w:val="000000000000" w:firstRow="0" w:lastRow="0" w:firstColumn="0" w:lastColumn="0" w:oddVBand="0" w:evenVBand="0" w:oddHBand="0" w:evenHBand="0" w:firstRowFirstColumn="0" w:firstRowLastColumn="0" w:lastRowFirstColumn="0" w:lastRowLastColumn="0"/>
               <w:rPr>
-                <w:rFonts w:ascii="Calibri" w:eastAsia="KaiTi" w:hAnsi="Calibri" w:cs="Calibri" w:hint="eastAsia"/>
+                <w:rFonts w:ascii="Calibri" w:eastAsia="KaiTi" w:hAnsi="Calibri" w:cs="Calibri"/>
                 <w:color w:val="000000" w:themeColor="text1"/>
                 <w:sz w:val="18"/>
                 <w:szCs w:val="18"/>
@@ -2521,7 +2521,7 @@
               <w:jc w:val="center"/>
               <w:cnfStyle w:val="000000000000" w:firstRow="0" w:lastRow="0" w:firstColumn="0" w:lastColumn="0" w:oddVBand="0" w:evenVBand="0" w:oddHBand="0" w:evenHBand="0" w:firstRowFirstColumn="0" w:firstRowLastColumn="0" w:lastRowFirstColumn="0" w:lastRowLastColumn="0"/>
               <w:rPr>
-                <w:rFonts w:ascii="Calibri" w:eastAsia="KaiTi" w:hAnsi="Calibri" w:cs="Calibri" w:hint="eastAsia"/>
+                <w:rFonts w:ascii="Calibri" w:eastAsia="KaiTi" w:hAnsi="Calibri" w:cs="Calibri"/>
                 <w:color w:val="000000" w:themeColor="text1"/>
                 <w:sz w:val="18"/>
                 <w:szCs w:val="18"/>
@@ -2739,19 +2739,7 @@
                     <w:sz w:val="18"/>
                     <w:szCs w:val="18"/>
                   </w:rPr>
-                  <m:t>H</m:t>
-                </m:r>
-                <m:r>
-                  <m:rPr>
-                    <m:nor/>
-                  </m:rPr>
-                  <w:rPr>
-                    <w:rFonts w:ascii="Cambria Math" w:eastAsia="KaiTi" w:hAnsi="Cambria Math" w:cs="Calibri"/>
-                    <w:color w:val="000000" w:themeColor="text1"/>
-                    <w:sz w:val="18"/>
-                    <w:szCs w:val="18"/>
-                  </w:rPr>
-                  <m:t>igh</m:t>
+                  <m:t>High</m:t>
                 </m:r>
                 <m:d>
                   <m:dPr>
@@ -2858,16 +2846,7 @@
                         <w:sz w:val="18"/>
                         <w:szCs w:val="18"/>
                       </w:rPr>
-                      <m:t>,</m:t>
-                    </m:r>
-                    <m:r>
-                      <w:rPr>
-                        <w:rFonts w:ascii="Cambria Math" w:eastAsia="KaiTi" w:hAnsi="Cambria Math" w:cs="Calibri"/>
-                        <w:color w:val="000000" w:themeColor="text1"/>
-                        <w:sz w:val="18"/>
-                        <w:szCs w:val="18"/>
-                      </w:rPr>
-                      <m:t>s</m:t>
+                      <m:t>,s</m:t>
                     </m:r>
                   </m:e>
                 </m:d>
@@ -2990,19 +2969,7 @@
                     <w:sz w:val="18"/>
                     <w:szCs w:val="18"/>
                   </w:rPr>
-                  <m:t>H</m:t>
-                </m:r>
-                <m:r>
-                  <m:rPr>
-                    <m:nor/>
-                  </m:rPr>
-                  <w:rPr>
-                    <w:rFonts w:ascii="Cambria Math" w:eastAsia="KaiTi" w:hAnsi="Cambria Math" w:cs="Calibri"/>
-                    <w:color w:val="000000" w:themeColor="text1"/>
-                    <w:sz w:val="18"/>
-                    <w:szCs w:val="18"/>
-                  </w:rPr>
-                  <m:t>igh</m:t>
+                  <m:t>High</m:t>
                 </m:r>
                 <m:d>
                   <m:dPr>
@@ -3109,16 +3076,7 @@
                         <w:sz w:val="18"/>
                         <w:szCs w:val="18"/>
                       </w:rPr>
-                      <m:t>,</m:t>
-                    </m:r>
-                    <m:r>
-                      <w:rPr>
-                        <w:rFonts w:ascii="Cambria Math" w:eastAsia="KaiTi" w:hAnsi="Cambria Math" w:cs="Calibri"/>
-                        <w:color w:val="000000" w:themeColor="text1"/>
-                        <w:sz w:val="18"/>
-                        <w:szCs w:val="18"/>
-                      </w:rPr>
-                      <m:t>s</m:t>
+                      <m:t>,s</m:t>
                     </m:r>
                   </m:e>
                 </m:d>
@@ -3171,16 +3129,7 @@
                         <w:sz w:val="18"/>
                         <w:szCs w:val="18"/>
                       </w:rPr>
-                      <m:t>i</m:t>
-                    </m:r>
-                    <m:r>
-                      <w:rPr>
-                        <w:rFonts w:ascii="Cambria Math" w:eastAsia="KaiTi" w:hAnsi="Cambria Math" w:cs="Calibri"/>
-                        <w:color w:val="000000" w:themeColor="text1"/>
-                        <w:sz w:val="18"/>
-                        <w:szCs w:val="18"/>
-                      </w:rPr>
-                      <m:t>+1</m:t>
+                      <m:t>i+1</m:t>
                     </m:r>
                   </m:sub>
                 </m:sSub>
@@ -3332,7 +3281,7 @@
               <w:jc w:val="center"/>
               <w:cnfStyle w:val="000000100000" w:firstRow="0" w:lastRow="0" w:firstColumn="0" w:lastColumn="0" w:oddVBand="0" w:evenVBand="0" w:oddHBand="1" w:evenHBand="0" w:firstRowFirstColumn="0" w:firstRowLastColumn="0" w:lastRowFirstColumn="0" w:lastRowLastColumn="0"/>
               <w:rPr>
-                <w:rFonts w:ascii="Calibri" w:eastAsia="KaiTi" w:hAnsi="Calibri" w:cs="Calibri" w:hint="eastAsia"/>
+                <w:rFonts w:ascii="Calibri" w:eastAsia="KaiTi" w:hAnsi="Calibri" w:cs="Calibri"/>
                 <w:color w:val="000000" w:themeColor="text1"/>
                 <w:sz w:val="18"/>
                 <w:szCs w:val="18"/>
@@ -3389,7 +3338,7 @@
               <w:jc w:val="center"/>
               <w:cnfStyle w:val="000000100000" w:firstRow="0" w:lastRow="0" w:firstColumn="0" w:lastColumn="0" w:oddVBand="0" w:evenVBand="0" w:oddHBand="1" w:evenHBand="0" w:firstRowFirstColumn="0" w:firstRowLastColumn="0" w:lastRowFirstColumn="0" w:lastRowLastColumn="0"/>
               <w:rPr>
-                <w:rFonts w:ascii="Calibri" w:eastAsia="KaiTi" w:hAnsi="Calibri" w:cs="Calibri" w:hint="eastAsia"/>
+                <w:rFonts w:ascii="Calibri" w:eastAsia="KaiTi" w:hAnsi="Calibri" w:cs="Calibri"/>
                 <w:color w:val="000000" w:themeColor="text1"/>
                 <w:sz w:val="18"/>
                 <w:szCs w:val="18"/>
@@ -3513,7 +3462,7 @@
               <w:spacing w:line="276" w:lineRule="auto"/>
               <w:jc w:val="center"/>
               <w:rPr>
-                <w:rFonts w:ascii="Calibri" w:eastAsia="KaiTi" w:hAnsi="Calibri" w:cs="Calibri" w:hint="eastAsia"/>
+                <w:rFonts w:ascii="Calibri" w:eastAsia="KaiTi" w:hAnsi="Calibri" w:cs="Calibri"/>
                 <w:i w:val="0"/>
                 <w:iCs w:val="0"/>
                 <w:color w:val="000000" w:themeColor="text1"/>
@@ -3681,19 +3630,7 @@
                     <w:sz w:val="18"/>
                     <w:szCs w:val="18"/>
                   </w:rPr>
-                  <m:t>H</m:t>
-                </m:r>
-                <m:r>
-                  <m:rPr>
-                    <m:nor/>
-                  </m:rPr>
-                  <w:rPr>
-                    <w:rFonts w:ascii="Cambria Math" w:eastAsia="KaiTi" w:hAnsi="Cambria Math" w:cs="Calibri"/>
-                    <w:color w:val="000000" w:themeColor="text1"/>
-                    <w:sz w:val="18"/>
-                    <w:szCs w:val="18"/>
-                  </w:rPr>
-                  <m:t>igh</m:t>
+                  <m:t>High</m:t>
                 </m:r>
                 <m:d>
                   <m:dPr>
@@ -3800,16 +3737,7 @@
                         <w:sz w:val="18"/>
                         <w:szCs w:val="18"/>
                       </w:rPr>
-                      <m:t>,</m:t>
-                    </m:r>
-                    <m:r>
-                      <w:rPr>
-                        <w:rFonts w:ascii="Cambria Math" w:eastAsia="KaiTi" w:hAnsi="Cambria Math" w:cs="Calibri"/>
-                        <w:color w:val="000000" w:themeColor="text1"/>
-                        <w:sz w:val="18"/>
-                        <w:szCs w:val="18"/>
-                      </w:rPr>
-                      <m:t>s</m:t>
+                      <m:t>,s</m:t>
                     </m:r>
                   </m:e>
                 </m:d>
@@ -3932,19 +3860,7 @@
                     <w:sz w:val="18"/>
                     <w:szCs w:val="18"/>
                   </w:rPr>
-                  <m:t>H</m:t>
-                </m:r>
-                <m:r>
-                  <m:rPr>
-                    <m:nor/>
-                  </m:rPr>
-                  <w:rPr>
-                    <w:rFonts w:ascii="Cambria Math" w:eastAsia="KaiTi" w:hAnsi="Cambria Math" w:cs="Calibri"/>
-                    <w:color w:val="000000" w:themeColor="text1"/>
-                    <w:sz w:val="18"/>
-                    <w:szCs w:val="18"/>
-                  </w:rPr>
-                  <m:t>igh</m:t>
+                  <m:t>High</m:t>
                 </m:r>
                 <m:d>
                   <m:dPr>
@@ -4051,16 +3967,7 @@
                         <w:sz w:val="18"/>
                         <w:szCs w:val="18"/>
                       </w:rPr>
-                      <m:t>,</m:t>
-                    </m:r>
-                    <m:r>
-                      <w:rPr>
-                        <w:rFonts w:ascii="Cambria Math" w:eastAsia="KaiTi" w:hAnsi="Cambria Math" w:cs="Calibri"/>
-                        <w:color w:val="000000" w:themeColor="text1"/>
-                        <w:sz w:val="18"/>
-                        <w:szCs w:val="18"/>
-                      </w:rPr>
-                      <m:t>s</m:t>
+                      <m:t>,s</m:t>
                     </m:r>
                   </m:e>
                 </m:d>
@@ -4073,7 +3980,7 @@
               <w:jc w:val="center"/>
               <w:cnfStyle w:val="000000000000" w:firstRow="0" w:lastRow="0" w:firstColumn="0" w:lastColumn="0" w:oddVBand="0" w:evenVBand="0" w:oddHBand="0" w:evenHBand="0" w:firstRowFirstColumn="0" w:firstRowLastColumn="0" w:lastRowFirstColumn="0" w:lastRowLastColumn="0"/>
               <w:rPr>
-                <w:rFonts w:ascii="Calibri" w:eastAsia="KaiTi" w:hAnsi="Calibri" w:cs="Calibri" w:hint="eastAsia"/>
+                <w:rFonts w:ascii="Calibri" w:eastAsia="KaiTi" w:hAnsi="Calibri" w:cs="Calibri"/>
                 <w:color w:val="000000" w:themeColor="text1"/>
                 <w:sz w:val="18"/>
                 <w:szCs w:val="18"/>
@@ -4112,16 +4019,7 @@
                         <w:sz w:val="18"/>
                         <w:szCs w:val="18"/>
                       </w:rPr>
-                      <m:t>i</m:t>
-                    </m:r>
-                    <m:r>
-                      <w:rPr>
-                        <w:rFonts w:ascii="Cambria Math" w:eastAsia="KaiTi" w:hAnsi="Cambria Math" w:cs="Calibri"/>
-                        <w:color w:val="000000" w:themeColor="text1"/>
-                        <w:sz w:val="18"/>
-                        <w:szCs w:val="18"/>
-                      </w:rPr>
-                      <m:t>+1</m:t>
+                      <m:t>i+1</m:t>
                     </m:r>
                   </m:sub>
                 </m:sSub>
@@ -4199,19 +4097,7 @@
                     <w:sz w:val="18"/>
                     <w:szCs w:val="18"/>
                   </w:rPr>
-                  <m:t>H</m:t>
-                </m:r>
-                <m:r>
-                  <m:rPr>
-                    <m:nor/>
-                  </m:rPr>
-                  <w:rPr>
-                    <w:rFonts w:ascii="Cambria Math" w:eastAsia="KaiTi" w:hAnsi="Cambria Math" w:cs="Calibri"/>
-                    <w:color w:val="000000" w:themeColor="text1"/>
-                    <w:sz w:val="18"/>
-                    <w:szCs w:val="18"/>
-                  </w:rPr>
-                  <m:t>igh</m:t>
+                  <m:t>High</m:t>
                 </m:r>
                 <m:d>
                   <m:dPr>
@@ -4318,16 +4204,7 @@
                         <w:sz w:val="18"/>
                         <w:szCs w:val="18"/>
                       </w:rPr>
-                      <m:t>,</m:t>
-                    </m:r>
-                    <m:r>
-                      <w:rPr>
-                        <w:rFonts w:ascii="Cambria Math" w:eastAsia="KaiTi" w:hAnsi="Cambria Math" w:cs="Calibri"/>
-                        <w:color w:val="000000" w:themeColor="text1"/>
-                        <w:sz w:val="18"/>
-                        <w:szCs w:val="18"/>
-                      </w:rPr>
-                      <m:t>s</m:t>
+                      <m:t>,s</m:t>
                     </m:r>
                   </m:e>
                 </m:d>
@@ -4377,7 +4254,7 @@
               <w:jc w:val="center"/>
               <w:cnfStyle w:val="000000000000" w:firstRow="0" w:lastRow="0" w:firstColumn="0" w:lastColumn="0" w:oddVBand="0" w:evenVBand="0" w:oddHBand="0" w:evenHBand="0" w:firstRowFirstColumn="0" w:firstRowLastColumn="0" w:lastRowFirstColumn="0" w:lastRowLastColumn="0"/>
               <w:rPr>
-                <w:rFonts w:ascii="Calibri" w:eastAsia="KaiTi" w:hAnsi="Calibri" w:cs="Calibri" w:hint="eastAsia"/>
+                <w:rFonts w:ascii="Calibri" w:eastAsia="KaiTi" w:hAnsi="Calibri" w:cs="Calibri"/>
                 <w:color w:val="FF0000"/>
                 <w:sz w:val="18"/>
                 <w:szCs w:val="18"/>
@@ -4406,7 +4283,7 @@
               <w:jc w:val="center"/>
               <w:cnfStyle w:val="000000000000" w:firstRow="0" w:lastRow="0" w:firstColumn="0" w:lastColumn="0" w:oddVBand="0" w:evenVBand="0" w:oddHBand="0" w:evenHBand="0" w:firstRowFirstColumn="0" w:firstRowLastColumn="0" w:lastRowFirstColumn="0" w:lastRowLastColumn="0"/>
               <w:rPr>
-                <w:rFonts w:ascii="Calibri" w:eastAsia="KaiTi" w:hAnsi="Calibri" w:cs="Calibri" w:hint="eastAsia"/>
+                <w:rFonts w:ascii="Calibri" w:eastAsia="KaiTi" w:hAnsi="Calibri" w:cs="Calibri"/>
                 <w:color w:val="000000" w:themeColor="text1"/>
                 <w:sz w:val="18"/>
                 <w:szCs w:val="18"/>
@@ -4637,7 +4514,7 @@
               <w:jc w:val="center"/>
               <w:cnfStyle w:val="000000100000" w:firstRow="0" w:lastRow="0" w:firstColumn="0" w:lastColumn="0" w:oddVBand="0" w:evenVBand="0" w:oddHBand="1" w:evenHBand="0" w:firstRowFirstColumn="0" w:firstRowLastColumn="0" w:lastRowFirstColumn="0" w:lastRowLastColumn="0"/>
               <w:rPr>
-                <w:rFonts w:ascii="Calibri" w:eastAsia="KaiTi" w:hAnsi="Calibri" w:cs="Calibri" w:hint="eastAsia"/>
+                <w:rFonts w:ascii="Calibri" w:eastAsia="KaiTi" w:hAnsi="Calibri" w:cs="Calibri"/>
                 <w:i/>
                 <w:color w:val="000000" w:themeColor="text1"/>
                 <w:sz w:val="18"/>
@@ -4747,19 +4624,7 @@
                     <w:sz w:val="18"/>
                     <w:szCs w:val="18"/>
                   </w:rPr>
-                  <m:t>H</m:t>
-                </m:r>
-                <m:r>
-                  <m:rPr>
-                    <m:nor/>
-                  </m:rPr>
-                  <w:rPr>
-                    <w:rFonts w:ascii="Cambria Math" w:eastAsia="KaiTi" w:hAnsi="Cambria Math" w:cs="Calibri"/>
-                    <w:color w:val="000000" w:themeColor="text1"/>
-                    <w:sz w:val="18"/>
-                    <w:szCs w:val="18"/>
-                  </w:rPr>
-                  <m:t>igh</m:t>
+                  <m:t>High</m:t>
                 </m:r>
                 <m:d>
                   <m:dPr>
@@ -4841,16 +4706,7 @@
                             <w:sz w:val="18"/>
                             <w:szCs w:val="18"/>
                           </w:rPr>
-                          <m:t>+i</m:t>
-                        </m:r>
-                        <m:r>
-                          <w:rPr>
-                            <w:rFonts w:ascii="Cambria Math" w:eastAsia="KaiTi" w:hAnsi="Cambria Math" w:cs="Calibri"/>
-                            <w:color w:val="000000" w:themeColor="text1"/>
-                            <w:sz w:val="18"/>
-                            <w:szCs w:val="18"/>
-                          </w:rPr>
-                          <m:t xml:space="preserve"> - 1</m:t>
+                          <m:t>+i - 1</m:t>
                         </m:r>
                       </m:e>
                     </m:d>
@@ -4865,7 +4721,7 @@
               <w:jc w:val="center"/>
               <w:cnfStyle w:val="000000100000" w:firstRow="0" w:lastRow="0" w:firstColumn="0" w:lastColumn="0" w:oddVBand="0" w:evenVBand="0" w:oddHBand="1" w:evenHBand="0" w:firstRowFirstColumn="0" w:firstRowLastColumn="0" w:lastRowFirstColumn="0" w:lastRowLastColumn="0"/>
               <w:rPr>
-                <w:rFonts w:ascii="Calibri" w:eastAsia="KaiTi" w:hAnsi="Calibri" w:cs="Calibri" w:hint="eastAsia"/>
+                <w:rFonts w:ascii="Calibri" w:eastAsia="KaiTi" w:hAnsi="Calibri" w:cs="Calibri"/>
                 <w:color w:val="000000" w:themeColor="text1"/>
                 <w:sz w:val="18"/>
                 <w:szCs w:val="18"/>
@@ -4975,19 +4831,7 @@
                     <w:sz w:val="18"/>
                     <w:szCs w:val="18"/>
                   </w:rPr>
-                  <m:t>H</m:t>
-                </m:r>
-                <m:r>
-                  <m:rPr>
-                    <m:nor/>
-                  </m:rPr>
-                  <w:rPr>
-                    <w:rFonts w:ascii="Cambria Math" w:eastAsia="KaiTi" w:hAnsi="Cambria Math" w:cs="Calibri"/>
-                    <w:color w:val="000000" w:themeColor="text1"/>
-                    <w:sz w:val="18"/>
-                    <w:szCs w:val="18"/>
-                  </w:rPr>
-                  <m:t>igh</m:t>
+                  <m:t>High</m:t>
                 </m:r>
                 <m:d>
                   <m:dPr>
@@ -5069,16 +4913,7 @@
                             <w:sz w:val="18"/>
                             <w:szCs w:val="18"/>
                           </w:rPr>
-                          <m:t>+i</m:t>
-                        </m:r>
-                        <m:r>
-                          <w:rPr>
-                            <w:rFonts w:ascii="Cambria Math" w:eastAsia="KaiTi" w:hAnsi="Cambria Math" w:cs="Calibri"/>
-                            <w:color w:val="000000" w:themeColor="text1"/>
-                            <w:sz w:val="18"/>
-                            <w:szCs w:val="18"/>
-                          </w:rPr>
-                          <m:t xml:space="preserve"> - 1</m:t>
+                          <m:t>+i - 1</m:t>
                         </m:r>
                       </m:e>
                     </m:d>
@@ -5130,7 +4965,7 @@
               <w:jc w:val="center"/>
               <w:cnfStyle w:val="000000100000" w:firstRow="0" w:lastRow="0" w:firstColumn="0" w:lastColumn="0" w:oddVBand="0" w:evenVBand="0" w:oddHBand="1" w:evenHBand="0" w:firstRowFirstColumn="0" w:firstRowLastColumn="0" w:lastRowFirstColumn="0" w:lastRowLastColumn="0"/>
               <w:rPr>
-                <w:rFonts w:ascii="Calibri" w:eastAsia="KaiTi" w:hAnsi="Calibri" w:cs="Calibri" w:hint="eastAsia"/>
+                <w:rFonts w:ascii="Calibri" w:eastAsia="KaiTi" w:hAnsi="Calibri" w:cs="Calibri"/>
                 <w:color w:val="000000" w:themeColor="text1"/>
                 <w:sz w:val="18"/>
                 <w:szCs w:val="18"/>
@@ -5172,7 +5007,7 @@
               <w:jc w:val="center"/>
               <w:cnfStyle w:val="000000100000" w:firstRow="0" w:lastRow="0" w:firstColumn="0" w:lastColumn="0" w:oddVBand="0" w:evenVBand="0" w:oddHBand="1" w:evenHBand="0" w:firstRowFirstColumn="0" w:firstRowLastColumn="0" w:lastRowFirstColumn="0" w:lastRowLastColumn="0"/>
               <w:rPr>
-                <w:rFonts w:ascii="Calibri" w:eastAsia="KaiTi" w:hAnsi="Calibri" w:cs="Calibri" w:hint="eastAsia"/>
+                <w:rFonts w:ascii="Calibri" w:eastAsia="KaiTi" w:hAnsi="Calibri" w:cs="Calibri"/>
                 <w:color w:val="000000" w:themeColor="text1"/>
                 <w:sz w:val="18"/>
                 <w:szCs w:val="18"/>
@@ -5480,7 +5315,7 @@
               <w:jc w:val="center"/>
               <w:cnfStyle w:val="000000000000" w:firstRow="0" w:lastRow="0" w:firstColumn="0" w:lastColumn="0" w:oddVBand="0" w:evenVBand="0" w:oddHBand="0" w:evenHBand="0" w:firstRowFirstColumn="0" w:firstRowLastColumn="0" w:lastRowFirstColumn="0" w:lastRowLastColumn="0"/>
               <w:rPr>
-                <w:rFonts w:ascii="Calibri" w:eastAsia="KaiTi" w:hAnsi="Calibri" w:cs="Calibri" w:hint="eastAsia"/>
+                <w:rFonts w:ascii="Calibri" w:eastAsia="KaiTi" w:hAnsi="Calibri" w:cs="Calibri"/>
                 <w:color w:val="747474" w:themeColor="background2" w:themeShade="80"/>
                 <w:sz w:val="18"/>
                 <w:szCs w:val="18"/>
@@ -5614,7 +5449,7 @@
               <w:jc w:val="center"/>
               <w:cnfStyle w:val="000000000000" w:firstRow="0" w:lastRow="0" w:firstColumn="0" w:lastColumn="0" w:oddVBand="0" w:evenVBand="0" w:oddHBand="0" w:evenHBand="0" w:firstRowFirstColumn="0" w:firstRowLastColumn="0" w:lastRowFirstColumn="0" w:lastRowLastColumn="0"/>
               <w:rPr>
-                <w:rFonts w:ascii="Calibri" w:eastAsia="KaiTi" w:hAnsi="Calibri" w:cs="Calibri" w:hint="eastAsia"/>
+                <w:rFonts w:ascii="Calibri" w:eastAsia="KaiTi" w:hAnsi="Calibri" w:cs="Calibri"/>
                 <w:color w:val="747474" w:themeColor="background2" w:themeShade="80"/>
                 <w:sz w:val="18"/>
                 <w:szCs w:val="18"/>
@@ -5645,7 +5480,7 @@
               <w:jc w:val="center"/>
               <w:cnfStyle w:val="000000000000" w:firstRow="0" w:lastRow="0" w:firstColumn="0" w:lastColumn="0" w:oddVBand="0" w:evenVBand="0" w:oddHBand="0" w:evenHBand="0" w:firstRowFirstColumn="0" w:firstRowLastColumn="0" w:lastRowFirstColumn="0" w:lastRowLastColumn="0"/>
               <w:rPr>
-                <w:rFonts w:ascii="Calibri" w:eastAsia="KaiTi" w:hAnsi="Calibri" w:cs="Calibri" w:hint="eastAsia"/>
+                <w:rFonts w:ascii="Calibri" w:eastAsia="KaiTi" w:hAnsi="Calibri" w:cs="Calibri"/>
                 <w:color w:val="747474" w:themeColor="background2" w:themeShade="80"/>
                 <w:sz w:val="18"/>
                 <w:szCs w:val="18"/>
@@ -5687,7 +5522,7 @@
               <w:jc w:val="center"/>
               <w:cnfStyle w:val="000000000000" w:firstRow="0" w:lastRow="0" w:firstColumn="0" w:lastColumn="0" w:oddVBand="0" w:evenVBand="0" w:oddHBand="0" w:evenHBand="0" w:firstRowFirstColumn="0" w:firstRowLastColumn="0" w:lastRowFirstColumn="0" w:lastRowLastColumn="0"/>
               <w:rPr>
-                <w:rFonts w:ascii="Calibri" w:eastAsia="KaiTi" w:hAnsi="Calibri" w:cs="Calibri" w:hint="eastAsia"/>
+                <w:rFonts w:ascii="Calibri" w:eastAsia="KaiTi" w:hAnsi="Calibri" w:cs="Calibri"/>
                 <w:color w:val="747474" w:themeColor="background2" w:themeShade="80"/>
                 <w:sz w:val="18"/>
                 <w:szCs w:val="18"/>
@@ -5899,100 +5734,18 @@
         </w:numPr>
         <w:spacing w:line="276" w:lineRule="auto"/>
         <w:rPr>
+          <w:rFonts w:ascii="Calibri" w:eastAsia="KaiTi" w:hAnsi="Calibri" w:cs="Calibri"/>
+          <w:color w:val="000000" w:themeColor="text1"/>
+          <w:lang w:val="en-US"/>
+        </w:rPr>
+      </w:pPr>
+      <w:r>
+        <w:rPr>
           <w:rFonts w:ascii="Calibri" w:eastAsia="KaiTi" w:hAnsi="Calibri" w:cs="Calibri" w:hint="eastAsia"/>
           <w:color w:val="000000" w:themeColor="text1"/>
           <w:lang w:val="en-US"/>
         </w:rPr>
-      </w:pPr>
-      <w:r>
-        <w:rPr>
-          <w:rFonts w:ascii="Calibri" w:eastAsia="KaiTi" w:hAnsi="Calibri" w:cs="Calibri" w:hint="eastAsia"/>
-          <w:color w:val="000000" w:themeColor="text1"/>
-          <w:lang w:val="en-US"/>
-        </w:rPr>
         <w:t>使用流密码</w:t>
-      </w:r>
-    </w:p>
-    <w:p>
-      <w:pPr>
-        <w:pStyle w:val="ListParagraph"/>
-        <w:numPr>
-          <w:ilvl w:val="0"/>
-          <w:numId w:val="1"/>
-        </w:numPr>
-        <w:spacing w:line="276" w:lineRule="auto"/>
-        <w:rPr>
-          <w:rFonts w:ascii="Calibri" w:eastAsia="KaiTi" w:hAnsi="Calibri" w:cs="Calibri"/>
-          <w:b/>
-          <w:bCs/>
-          <w:color w:val="0070C0"/>
-          <w:lang w:val="en-US"/>
-        </w:rPr>
-      </w:pPr>
-      <w:r>
-        <w:rPr>
-          <w:rFonts w:ascii="Calibri" w:eastAsia="KaiTi" w:hAnsi="Calibri" w:cs="Calibri"/>
-          <w:b/>
-          <w:bCs/>
-          <w:color w:val="0070C0"/>
-          <w:lang w:val="en-US"/>
-        </w:rPr>
-        <w:t>乘积密码的概念</w:t>
-      </w:r>
-    </w:p>
-    <w:p>
-      <w:pPr>
-        <w:pStyle w:val="ListParagraph"/>
-        <w:numPr>
-          <w:ilvl w:val="0"/>
-          <w:numId w:val="18"/>
-        </w:numPr>
-        <w:spacing w:line="276" w:lineRule="auto"/>
-        <w:rPr>
-          <w:rFonts w:ascii="Calibri" w:eastAsia="KaiTi" w:hAnsi="Calibri" w:cs="Calibri" w:hint="eastAsia"/>
-          <w:color w:val="000000" w:themeColor="text1"/>
-          <w:lang w:val="en-US"/>
-        </w:rPr>
-      </w:pPr>
-      <w:r>
-        <w:rPr>
-          <w:rFonts w:ascii="Calibri" w:eastAsia="KaiTi" w:hAnsi="Calibri" w:cs="Calibri" w:hint="eastAsia"/>
-          <w:color w:val="000000" w:themeColor="text1"/>
-          <w:lang w:val="en-US"/>
-        </w:rPr>
-        <w:t>合理</w:t>
-      </w:r>
-      <w:r>
-        <w:rPr>
-          <w:rFonts w:ascii="Calibri" w:eastAsia="KaiTi" w:hAnsi="Calibri" w:cs="Calibri" w:hint="eastAsia"/>
-          <w:color w:val="000000" w:themeColor="text1"/>
-          <w:lang w:val="en-US"/>
-        </w:rPr>
-        <w:t>复合多次代替和置换以提升安全性</w:t>
-      </w:r>
-      <w:r>
-        <w:rPr>
-          <w:rFonts w:ascii="Calibri" w:eastAsia="KaiTi" w:hAnsi="Calibri" w:cs="Calibri" w:hint="eastAsia"/>
-          <w:color w:val="000000" w:themeColor="text1"/>
-          <w:lang w:val="en-US"/>
-        </w:rPr>
-        <w:t>（</w:t>
-      </w:r>
-      <w:r>
-        <w:rPr>
-          <w:rFonts w:ascii="Calibri" w:eastAsia="KaiTi" w:hAnsi="Calibri" w:cs="Calibri" w:hint="eastAsia"/>
-          <w:color w:val="000000" w:themeColor="text1"/>
-          <w:lang w:val="en-US"/>
-        </w:rPr>
-        <w:t>函数的复合</w:t>
-      </w:r>
-      <w:r>
-        <w:rPr>
-          <w:rFonts w:ascii="Calibri" w:eastAsia="KaiTi" w:hAnsi="Calibri" w:cs="Calibri" w:hint="eastAsia"/>
-          <w:color w:val="000000" w:themeColor="text1"/>
-          <w:lang w:val="en-US"/>
-        </w:rPr>
-        <w:t>）</w:t>
       </w:r>
     </w:p>
     <w:p>
@@ -6064,7 +5817,7 @@
               <w:spacing w:line="276" w:lineRule="auto"/>
               <w:jc w:val="center"/>
               <w:rPr>
-                <w:rFonts w:ascii="Calibri" w:eastAsia="KaiTi" w:hAnsi="Calibri" w:cs="Calibri" w:hint="eastAsia"/>
+                <w:rFonts w:ascii="Calibri" w:eastAsia="KaiTi" w:hAnsi="Calibri" w:cs="Calibri"/>
                 <w:i w:val="0"/>
                 <w:iCs w:val="0"/>
                 <w:color w:val="000000" w:themeColor="text1"/>
@@ -6191,7 +5944,7 @@
               <w:jc w:val="center"/>
               <w:cnfStyle w:val="100000000000" w:firstRow="1" w:lastRow="0" w:firstColumn="0" w:lastColumn="0" w:oddVBand="0" w:evenVBand="0" w:oddHBand="0" w:evenHBand="0" w:firstRowFirstColumn="0" w:firstRowLastColumn="0" w:lastRowFirstColumn="0" w:lastRowLastColumn="0"/>
               <w:rPr>
-                <w:rFonts w:ascii="Calibri" w:eastAsia="KaiTi" w:hAnsi="Calibri" w:cs="Calibri" w:hint="eastAsia"/>
+                <w:rFonts w:ascii="Calibri" w:eastAsia="KaiTi" w:hAnsi="Calibri" w:cs="Calibri"/>
                 <w:color w:val="000000" w:themeColor="text1"/>
                 <w:lang w:val="en-US"/>
               </w:rPr>
@@ -6495,7 +6248,7 @@
               <w:jc w:val="center"/>
               <w:cnfStyle w:val="000000000000" w:firstRow="0" w:lastRow="0" w:firstColumn="0" w:lastColumn="0" w:oddVBand="0" w:evenVBand="0" w:oddHBand="0" w:evenHBand="0" w:firstRowFirstColumn="0" w:firstRowLastColumn="0" w:lastRowFirstColumn="0" w:lastRowLastColumn="0"/>
               <w:rPr>
-                <w:rFonts w:ascii="Calibri" w:eastAsia="KaiTi" w:hAnsi="Calibri" w:cs="Calibri" w:hint="eastAsia"/>
+                <w:rFonts w:ascii="Calibri" w:eastAsia="KaiTi" w:hAnsi="Calibri" w:cs="Calibri"/>
                 <w:color w:val="000000" w:themeColor="text1"/>
                 <w:lang w:val="en-US"/>
               </w:rPr>
@@ -6521,7 +6274,7 @@
               <w:jc w:val="center"/>
               <w:cnfStyle w:val="000000000000" w:firstRow="0" w:lastRow="0" w:firstColumn="0" w:lastColumn="0" w:oddVBand="0" w:evenVBand="0" w:oddHBand="0" w:evenHBand="0" w:firstRowFirstColumn="0" w:firstRowLastColumn="0" w:lastRowFirstColumn="0" w:lastRowLastColumn="0"/>
               <w:rPr>
-                <w:rFonts w:ascii="Calibri" w:eastAsia="KaiTi" w:hAnsi="Calibri" w:cs="Calibri" w:hint="eastAsia"/>
+                <w:rFonts w:ascii="Calibri" w:eastAsia="KaiTi" w:hAnsi="Calibri" w:cs="Calibri"/>
                 <w:color w:val="000000" w:themeColor="text1"/>
               </w:rPr>
             </w:pPr>
@@ -6707,7 +6460,7 @@
               <w:jc w:val="center"/>
               <w:cnfStyle w:val="000000100000" w:firstRow="0" w:lastRow="0" w:firstColumn="0" w:lastColumn="0" w:oddVBand="0" w:evenVBand="0" w:oddHBand="1" w:evenHBand="0" w:firstRowFirstColumn="0" w:firstRowLastColumn="0" w:lastRowFirstColumn="0" w:lastRowLastColumn="0"/>
               <w:rPr>
-                <w:rFonts w:ascii="Calibri" w:eastAsia="KaiTi" w:hAnsi="Calibri" w:cs="Calibri" w:hint="eastAsia"/>
+                <w:rFonts w:ascii="Calibri" w:eastAsia="KaiTi" w:hAnsi="Calibri" w:cs="Calibri"/>
                 <w:color w:val="000000" w:themeColor="text1"/>
               </w:rPr>
             </w:pPr>
@@ -6915,7 +6668,7 @@
       <w:pPr>
         <w:spacing w:line="276" w:lineRule="auto"/>
         <w:rPr>
-          <w:rFonts w:ascii="Calibri" w:eastAsia="KaiTi" w:hAnsi="Calibri" w:cs="Calibri" w:hint="eastAsia"/>
+          <w:rFonts w:ascii="Calibri" w:eastAsia="KaiTi" w:hAnsi="Calibri" w:cs="Calibri"/>
           <w:b/>
           <w:bCs/>
           <w:color w:val="0070C0"/>
@@ -6927,6 +6680,7 @@
           <w:rFonts w:ascii="Calibri" w:eastAsia="KaiTi" w:hAnsi="Calibri" w:cs="Calibri"/>
           <w:b/>
           <w:bCs/>
+          <w:noProof/>
           <w:color w:val="0070C0"/>
           <w:lang w:val="en-US"/>
         </w:rPr>
@@ -6966,6 +6720,68 @@
           </wp:inline>
         </w:drawing>
       </w:r>
+    </w:p>
+    <w:p>
+      <w:pPr>
+        <w:pStyle w:val="ListParagraph"/>
+        <w:numPr>
+          <w:ilvl w:val="0"/>
+          <w:numId w:val="1"/>
+        </w:numPr>
+        <w:spacing w:line="276" w:lineRule="auto"/>
+        <w:rPr>
+          <w:rFonts w:ascii="Calibri" w:eastAsia="KaiTi" w:hAnsi="Calibri" w:cs="Calibri"/>
+          <w:b/>
+          <w:bCs/>
+          <w:color w:val="0070C0"/>
+          <w:lang w:val="en-US"/>
+        </w:rPr>
+      </w:pPr>
+      <w:r>
+        <w:rPr>
+          <w:rFonts w:ascii="Calibri" w:eastAsia="KaiTi" w:hAnsi="Calibri" w:cs="Calibri"/>
+          <w:b/>
+          <w:bCs/>
+          <w:color w:val="0070C0"/>
+          <w:lang w:val="en-US"/>
+        </w:rPr>
+        <w:t>乘积密码的概念</w:t>
+      </w:r>
+    </w:p>
+    <w:p>
+      <w:pPr>
+        <w:pStyle w:val="ListParagraph"/>
+        <w:numPr>
+          <w:ilvl w:val="0"/>
+          <w:numId w:val="18"/>
+        </w:numPr>
+        <w:spacing w:line="276" w:lineRule="auto"/>
+        <w:rPr>
+          <w:rFonts w:ascii="Calibri" w:eastAsia="KaiTi" w:hAnsi="Calibri" w:cs="Calibri"/>
+          <w:color w:val="000000" w:themeColor="text1"/>
+          <w:lang w:val="en-US"/>
+        </w:rPr>
+      </w:pPr>
+      <w:r>
+        <w:rPr>
+          <w:rFonts w:ascii="Calibri" w:eastAsia="KaiTi" w:hAnsi="Calibri" w:cs="Calibri" w:hint="eastAsia"/>
+          <w:color w:val="000000" w:themeColor="text1"/>
+          <w:lang w:val="en-US"/>
+        </w:rPr>
+        <w:t>合理复合多次代替和置换以提升安全性（函数的复合）</w:t>
+      </w:r>
+    </w:p>
+    <w:p>
+      <w:pPr>
+        <w:spacing w:line="276" w:lineRule="auto"/>
+        <w:rPr>
+          <w:rFonts w:ascii="Calibri" w:eastAsia="KaiTi" w:hAnsi="Calibri" w:cs="Calibri" w:hint="eastAsia"/>
+          <w:b/>
+          <w:bCs/>
+          <w:color w:val="0070C0"/>
+          <w:lang w:val="en-US"/>
+        </w:rPr>
+      </w:pPr>
     </w:p>
     <w:sectPr>
       <w:pgSz w:w="11906" w:h="16838"/>
@@ -9764,6 +9580,7 @@
   <w:style w:type="character" w:default="1" w:styleId="DefaultParagraphFont">
     <w:name w:val="Default Paragraph Font"/>
     <w:uiPriority w:val="1"/>
+    <w:semiHidden/>
     <w:unhideWhenUsed/>
   </w:style>
   <w:style w:type="table" w:default="1" w:styleId="TableNormal">

--- a/信息安全引论(Introduction to Information Security)/review/chap3-现代对称密码.docx
+++ b/信息安全引论(Introduction to Information Security)/review/chap3-现代对称密码.docx
@@ -1080,7 +1080,47 @@
           <w:color w:val="000000" w:themeColor="text1"/>
           <w:lang w:val="en-US"/>
         </w:rPr>
-        <w:t>增加密文与明文之间关系的复杂性</w:t>
+        <w:t>增加</w:t>
+      </w:r>
+      <w:r>
+        <w:rPr>
+          <w:rFonts w:ascii="Calibri" w:eastAsia="KaiTi" w:hAnsi="Calibri" w:cs="Calibri" w:hint="eastAsia"/>
+          <w:color w:val="FF0000"/>
+          <w:lang w:val="en-US"/>
+        </w:rPr>
+        <w:t>明</w:t>
+      </w:r>
+      <w:r>
+        <w:rPr>
+          <w:rFonts w:ascii="Calibri" w:eastAsia="KaiTi" w:hAnsi="Calibri" w:cs="Calibri"/>
+          <w:color w:val="FF0000"/>
+          <w:lang w:val="en-US"/>
+        </w:rPr>
+        <w:t>文与</w:t>
+      </w:r>
+      <w:r>
+        <w:rPr>
+          <w:rFonts w:ascii="Calibri" w:eastAsia="KaiTi" w:hAnsi="Calibri" w:cs="Calibri" w:hint="eastAsia"/>
+          <w:color w:val="FF0000"/>
+          <w:lang w:val="en-US"/>
+        </w:rPr>
+        <w:t>密</w:t>
+      </w:r>
+      <w:r>
+        <w:rPr>
+          <w:rFonts w:ascii="Calibri" w:eastAsia="KaiTi" w:hAnsi="Calibri" w:cs="Calibri"/>
+          <w:color w:val="FF0000"/>
+          <w:lang w:val="en-US"/>
+        </w:rPr>
+        <w:t>文</w:t>
+      </w:r>
+      <w:r>
+        <w:rPr>
+          <w:rFonts w:ascii="Calibri" w:eastAsia="KaiTi" w:hAnsi="Calibri" w:cs="Calibri"/>
+          <w:color w:val="000000" w:themeColor="text1"/>
+          <w:lang w:val="en-US"/>
+        </w:rPr>
+        <w:t>之间关系的复杂性</w:t>
       </w:r>
     </w:p>
     <w:p>
@@ -1189,7 +1229,23 @@
           <w:color w:val="000000" w:themeColor="text1"/>
           <w:lang w:val="en-US"/>
         </w:rPr>
-        <w:t>增加密钥与密文之间关系的复杂性</w:t>
+        <w:t>增加</w:t>
+      </w:r>
+      <w:r>
+        <w:rPr>
+          <w:rFonts w:ascii="Calibri" w:eastAsia="KaiTi" w:hAnsi="Calibri" w:cs="Calibri"/>
+          <w:color w:val="FF0000"/>
+          <w:lang w:val="en-US"/>
+        </w:rPr>
+        <w:t>密钥与密文</w:t>
+      </w:r>
+      <w:r>
+        <w:rPr>
+          <w:rFonts w:ascii="Calibri" w:eastAsia="KaiTi" w:hAnsi="Calibri" w:cs="Calibri"/>
+          <w:color w:val="000000" w:themeColor="text1"/>
+          <w:lang w:val="en-US"/>
+        </w:rPr>
+        <w:t>之间关系的复杂性</w:t>
       </w:r>
     </w:p>
     <w:p>
@@ -6775,7 +6831,7 @@
       <w:pPr>
         <w:spacing w:line="276" w:lineRule="auto"/>
         <w:rPr>
-          <w:rFonts w:ascii="Calibri" w:eastAsia="KaiTi" w:hAnsi="Calibri" w:cs="Calibri" w:hint="eastAsia"/>
+          <w:rFonts w:ascii="Calibri" w:eastAsia="KaiTi" w:hAnsi="Calibri" w:cs="Calibri"/>
           <w:b/>
           <w:bCs/>
           <w:color w:val="0070C0"/>
